--- a/src/OpenXmlHtml.Tests/WordConvertToDocxTests.CssStyles.DotNet.verified.docx
+++ b/src/OpenXmlHtml.Tests/WordConvertToDocxTests.CssStyles.DotNet.verified.docx
@@ -14,8 +14,8 @@
     <w:p>
       <w:r>
         <w:rPr>
+          <w:rFonts w:ascii="Verdana" w:hAnsi="Verdana"/>
           <w:sz w:val="28"/>
-          <w:rFonts w:ascii="Verdana" w:hAnsi="Verdana"/>
         </w:rPr>
         <w:t xml:space="preserve">Verdana 14pt</w:t>
       </w:r>
@@ -23,8 +23,8 @@
     <w:p>
       <w:r>
         <w:rPr>
+          <w:strike/>
           <w:u w:val="single"/>
-          <w:strike/>
         </w:rPr>
         <w:t xml:space="preserve">Both decorations</w:t>
       </w:r>
